--- a/pr-preview/pr-351/chapters/defining-terms-tracked-changes.docx
+++ b/pr-preview/pr-351/chapters/defining-terms-tracked-changes.docx
@@ -26,7 +26,7 @@
       </w:pPr>
       <w:ins w:id="2" w:author="PR Preview" w:date="2026-01-01T00:00:00Z">
         <w:r>
-          <w:t xml:space="preserve">Last modified: 2026-10-26 00:39:31 (PDT)</w:t>
+          <w:t xml:space="preserve">Last modified: 2026-10-26 01:08:23 (PDT)</w:t>
         </w:r>
       </w:ins>
     </w:p>

--- a/pr-preview/pr-351/chapters/defining-terms-tracked-changes.docx
+++ b/pr-preview/pr-351/chapters/defining-terms-tracked-changes.docx
@@ -26,7 +26,7 @@
       </w:pPr>
       <w:ins w:id="2" w:author="PR Preview" w:date="2026-01-01T00:00:00Z">
         <w:r>
-          <w:t xml:space="preserve">Last modified: 2026-10-26 01:08:23 (PDT)</w:t>
+          <w:t xml:space="preserve">Last modified: 2026-10-26 01:19:16 (PDT)</w:t>
         </w:r>
       </w:ins>
     </w:p>

--- a/pr-preview/pr-351/chapters/defining-terms-tracked-changes.docx
+++ b/pr-preview/pr-351/chapters/defining-terms-tracked-changes.docx
@@ -16,7 +16,7 @@
       </w:pPr>
       <w:del w:id="1" w:author="PR Preview" w:date="2026-01-01T00:00:00Z">
         <w:r>
-          <w:delText xml:space="preserve">Last modified: 2026-10-25 19:48:50 (PDT)</w:delText>
+          <w:delText xml:space="preserve">Last modified: 2026-10-26 01:48:18 (PDT)</w:delText>
         </w:r>
       </w:del>
     </w:p>
@@ -26,7 +26,7 @@
       </w:pPr>
       <w:ins w:id="2" w:author="PR Preview" w:date="2026-01-01T00:00:00Z">
         <w:r>
-          <w:t xml:space="preserve">Last modified: 2026-10-26 01:19:16 (PDT)</w:t>
+          <w:t xml:space="preserve">Last modified: 2026-10-26 01:57:12 (PDT)</w:t>
         </w:r>
       </w:ins>
     </w:p>
@@ -2369,7 +2369,7 @@
         <w:t xml:space="preserve"> </w:t>
       </w:r>
       <w:r>
-        <w:t xml:space="preserve">not just for the first case the reader meets.</w:t>
+        <w:t xml:space="preserve">not just for the first case the reader encounters.</w:t>
       </w:r>
       <w:r>
         <w:t xml:space="preserve"> </w:t>
@@ -3319,7 +3319,7 @@
           <w:b/>
           <w:bCs/>
         </w:rPr>
-        <w:t xml:space="preserve">Do not presuppose what the reader has not met:</w:t>
+        <w:t xml:space="preserve">Do not presuppose what the reader has not encountered:</w:t>
       </w:r>
       <w:r>
         <w:t xml:space="preserve"> </w:t>
@@ -4561,7 +4561,7 @@
         <w:t xml:space="preserve"> </w:t>
       </w:r>
       <w:r>
-        <w:t xml:space="preserve">A reader who meets the other words in another source</w:t>
+        <w:t xml:space="preserve">A reader who encounters the other words in another source</w:t>
       </w:r>
       <w:r>
         <w:t xml:space="preserve"> </w:t>
@@ -11236,7 +11236,7 @@
         <w:t xml:space="preserve"> </w:t>
       </w:r>
       <w:r>
-        <w:t xml:space="preserve">The reader meets the question before the answer,</w:t>
+        <w:t xml:space="preserve">The reader encounters the question before the answer,</w:t>
       </w:r>
       <w:r>
         <w:t xml:space="preserve"> </w:t>

--- a/pr-preview/pr-351/chapters/defining-terms-tracked-changes.docx
+++ b/pr-preview/pr-351/chapters/defining-terms-tracked-changes.docx
@@ -16,7 +16,7 @@
       </w:pPr>
       <w:del w:id="1" w:author="PR Preview" w:date="2026-01-01T00:00:00Z">
         <w:r>
-          <w:delText xml:space="preserve">Last modified: 2026-10-26 01:48:18 (PDT)</w:delText>
+          <w:delText xml:space="preserve">Last modified: 2026-10-26 09:06:18 (PDT)</w:delText>
         </w:r>
       </w:del>
     </w:p>
@@ -26,7 +26,7 @@
       </w:pPr>
       <w:ins w:id="2" w:author="PR Preview" w:date="2026-01-01T00:00:00Z">
         <w:r>
-          <w:t xml:space="preserve">Last modified: 2026-10-26 01:57:12 (PDT)</w:t>
+          <w:t xml:space="preserve">Last modified: 2026-10-26 09:30:11 (PDT)</w:t>
         </w:r>
       </w:ins>
     </w:p>

--- a/pr-preview/pr-351/chapters/defining-terms-tracked-changes.docx
+++ b/pr-preview/pr-351/chapters/defining-terms-tracked-changes.docx
@@ -26,7 +26,7 @@
       </w:pPr>
       <w:ins w:id="2" w:author="PR Preview" w:date="2026-01-01T00:00:00Z">
         <w:r>
-          <w:t xml:space="preserve">Last modified: 2026-10-26 09:30:11 (PDT)</w:t>
+          <w:t xml:space="preserve">Last modified: 2026-10-26 09:47:33 (PDT)</w:t>
         </w:r>
       </w:ins>
     </w:p>

--- a/pr-preview/pr-351/chapters/defining-terms-tracked-changes.docx
+++ b/pr-preview/pr-351/chapters/defining-terms-tracked-changes.docx
@@ -26,7 +26,7 @@
       </w:pPr>
       <w:ins w:id="2" w:author="PR Preview" w:date="2026-01-01T00:00:00Z">
         <w:r>
-          <w:t xml:space="preserve">Last modified: 2026-10-26 09:47:33 (PDT)</w:t>
+          <w:t xml:space="preserve">Last modified: 2026-10-26 10:21:50 (PDT)</w:t>
         </w:r>
       </w:ins>
     </w:p>

--- a/pr-preview/pr-351/chapters/defining-terms-tracked-changes.docx
+++ b/pr-preview/pr-351/chapters/defining-terms-tracked-changes.docx
@@ -16,7 +16,7 @@
       </w:pPr>
       <w:del w:id="1" w:author="PR Preview" w:date="2026-01-01T00:00:00Z">
         <w:r>
-          <w:delText xml:space="preserve">Last modified: 2026-10-26 09:06:18 (PDT)</w:delText>
+          <w:delText xml:space="preserve">Last modified: 2026-10-26 10:30:09 (PDT)</w:delText>
         </w:r>
       </w:del>
     </w:p>
@@ -26,7 +26,7 @@
       </w:pPr>
       <w:ins w:id="2" w:author="PR Preview" w:date="2026-01-01T00:00:00Z">
         <w:r>
-          <w:t xml:space="preserve">Last modified: 2026-10-26 10:21:50 (PDT)</w:t>
+          <w:t xml:space="preserve">Last modified: 2026-10-26 10:35:14 (PDT)</w:t>
         </w:r>
       </w:ins>
     </w:p>
@@ -11192,7 +11192,7 @@
     <w:bookmarkEnd w:id="44"/>
     <w:bookmarkEnd w:id="45"/>
     <w:bookmarkEnd w:id="46"/>
-    <w:bookmarkStart w:id="54" w:name="Xe6c88c177e563d1f046037569009a36fd08f4bd"/>
+    <w:bookmarkStart w:id="55" w:name="Xe6c88c177e563d1f046037569009a36fd08f4bd"/>
     <w:p>
       <w:pPr>
         <w:pStyle w:val="Heading2"/>
@@ -11365,31 +11365,45 @@
           <w:numId w:val="1005"/>
         </w:numPr>
       </w:pPr>
-      <w:r>
-        <w:rPr>
-          <w:b/>
-          <w:bCs/>
-        </w:rPr>
-        <w:t xml:space="preserve">The theorem states the result; the proof cites the exercises.</w:t>
-      </w:r>
-      <w:r>
-        <w:t xml:space="preserve"> </w:t>
-      </w:r>
-      <w:r>
-        <w:t xml:space="preserve">The theorem gives the result in prose and as a display equation.</w:t>
-      </w:r>
-      <w:r>
-        <w:t xml:space="preserve"> </w:t>
-      </w:r>
-      <w:r>
-        <w:t xml:space="preserve">Its proof is a few sentences that cite the exercises it rests on,</w:t>
-      </w:r>
-      <w:r>
-        <w:t xml:space="preserve"> </w:t>
-      </w:r>
-      <w:r>
-        <w:t xml:space="preserve">not a second copy of their working.</w:t>
-      </w:r>
+      <w:del w:id="3" w:author="PR Preview" w:date="2026-01-01T00:00:00Z">
+        <w:r>
+          <w:rPr>
+            <w:b/>
+            <w:bCs/>
+          </w:rPr>
+          <w:delText xml:space="preserve">The theorem states the result; the proof cites the exercises.</w:delText>
+        </w:r>
+      </w:del>
+      <w:del w:id="4" w:author="PR Preview" w:date="2026-01-01T00:00:00Z">
+        <w:r>
+          <w:delText xml:space="preserve"> </w:delText>
+        </w:r>
+      </w:del>
+      <w:del w:id="5" w:author="PR Preview" w:date="2026-01-01T00:00:00Z">
+        <w:r>
+          <w:delText xml:space="preserve">The theorem gives the result in prose and as a display equation.</w:delText>
+        </w:r>
+      </w:del>
+      <w:del w:id="6" w:author="PR Preview" w:date="2026-01-01T00:00:00Z">
+        <w:r>
+          <w:delText xml:space="preserve"> </w:delText>
+        </w:r>
+      </w:del>
+      <w:del w:id="7" w:author="PR Preview" w:date="2026-01-01T00:00:00Z">
+        <w:r>
+          <w:delText xml:space="preserve">Its proof is a few sentences that cite the exercises it rests on,</w:delText>
+        </w:r>
+      </w:del>
+      <w:del w:id="8" w:author="PR Preview" w:date="2026-01-01T00:00:00Z">
+        <w:r>
+          <w:delText xml:space="preserve"> </w:delText>
+        </w:r>
+      </w:del>
+      <w:del w:id="9" w:author="PR Preview" w:date="2026-01-01T00:00:00Z">
+        <w:r>
+          <w:delText xml:space="preserve">not a second copy of their working.</w:delText>
+        </w:r>
+      </w:del>
     </w:p>
     <w:p>
       <w:pPr>
@@ -11399,25 +11413,95 @@
           <w:numId w:val="1005"/>
         </w:numPr>
       </w:pPr>
-      <w:r>
-        <w:rPr>
-          <w:b/>
-          <w:bCs/>
-        </w:rPr>
-        <w:t xml:space="preserve">Define notation first.</w:t>
-      </w:r>
-      <w:r>
-        <w:t xml:space="preserve"> </w:t>
-      </w:r>
-      <w:r>
-        <w:t xml:space="preserve">Introduce any notation the exercises use in its own definition before them,</w:t>
-      </w:r>
-      <w:r>
-        <w:t xml:space="preserve"> </w:t>
-      </w:r>
-      <w:r>
-        <w:t xml:space="preserve">not inside the theorem that follows them.</w:t>
-      </w:r>
+      <w:ins w:id="10" w:author="PR Preview" w:date="2026-01-01T00:00:00Z">
+        <w:r>
+          <w:rPr>
+            <w:b/>
+            <w:bCs/>
+          </w:rPr>
+          <w:t xml:space="preserve">The theorem states the result; the proof cites results.</w:t>
+        </w:r>
+      </w:ins>
+      <w:ins w:id="11" w:author="PR Preview" w:date="2026-01-01T00:00:00Z">
+        <w:r>
+          <w:t xml:space="preserve"> </w:t>
+        </w:r>
+      </w:ins>
+      <w:ins w:id="12" w:author="PR Preview" w:date="2026-01-01T00:00:00Z">
+        <w:r>
+          <w:t xml:space="preserve">The theorem gives the result in prose and as a display equation.</w:t>
+        </w:r>
+      </w:ins>
+      <w:ins w:id="13" w:author="PR Preview" w:date="2026-01-01T00:00:00Z">
+        <w:r>
+          <w:t xml:space="preserve"> </w:t>
+        </w:r>
+      </w:ins>
+      <w:ins w:id="14" w:author="PR Preview" w:date="2026-01-01T00:00:00Z">
+        <w:r>
+          <w:t xml:space="preserve">Its proof is a few sentences that cite the results it rests on,</w:t>
+        </w:r>
+      </w:ins>
+      <w:ins w:id="15" w:author="PR Preview" w:date="2026-01-01T00:00:00Z">
+        <w:r>
+          <w:t xml:space="preserve"> </w:t>
+        </w:r>
+      </w:ins>
+      <w:ins w:id="16" w:author="PR Preview" w:date="2026-01-01T00:00:00Z">
+        <w:r>
+          <w:t xml:space="preserve">not a second copy of their working.</w:t>
+        </w:r>
+      </w:ins>
+      <w:ins w:id="17" w:author="PR Preview" w:date="2026-01-01T00:00:00Z">
+        <w:r>
+          <w:t xml:space="preserve"> </w:t>
+        </w:r>
+      </w:ins>
+      <w:ins w:id="18" w:author="PR Preview" w:date="2026-01-01T00:00:00Z">
+        <w:r>
+          <w:t xml:space="preserve">A proof that does no derivation of its own is one line citing the solution of the exercise that asks for the result,</w:t>
+        </w:r>
+      </w:ins>
+      <w:ins w:id="19" w:author="PR Preview" w:date="2026-01-01T00:00:00Z">
+        <w:r>
+          <w:t xml:space="preserve"> </w:t>
+        </w:r>
+      </w:ins>
+      <w:ins w:id="20" w:author="PR Preview" w:date="2026-01-01T00:00:00Z">
+        <w:r>
+          <w:t xml:space="preserve">and every later argument cites the theorem, never the solution</w:t>
+        </w:r>
+      </w:ins>
+      <w:ins w:id="21" w:author="PR Preview" w:date="2026-01-01T00:00:00Z">
+        <w:r>
+          <w:t xml:space="preserve"> </w:t>
+        </w:r>
+      </w:ins>
+      <w:ins w:id="22" w:author="PR Preview" w:date="2026-01-01T00:00:00Z">
+        <w:r>
+          <w:t xml:space="preserve">(see</w:t>
+        </w:r>
+      </w:ins>
+      <w:ins w:id="23" w:author="PR Preview" w:date="2026-01-01T00:00:00Z">
+        <w:r>
+          <w:t xml:space="preserve"> </w:t>
+        </w:r>
+      </w:ins>
+      <w:hyperlink r:id="rId47">
+        <w:ins w:id="24" w:author="PR Preview" w:date="2026-01-01T00:00:00Z">
+          <w:r>
+            <w:rPr>
+              <w:rStyle w:val="Hyperlink"/>
+            </w:rPr>
+            <w:t xml:space="preserve">Cite results, not solutions</w:t>
+          </w:r>
+        </w:ins>
+      </w:hyperlink>
+      <w:ins w:id="25" w:author="PR Preview" w:date="2026-01-01T00:00:00Z">
+        <w:r>
+          <w:t xml:space="preserve">).</w:t>
+        </w:r>
+      </w:ins>
     </w:p>
     <w:p>
       <w:pPr>
@@ -11432,6 +11516,34 @@
           <w:b/>
           <w:bCs/>
         </w:rPr>
+        <w:t xml:space="preserve">Define notation first.</w:t>
+      </w:r>
+      <w:r>
+        <w:t xml:space="preserve"> </w:t>
+      </w:r>
+      <w:r>
+        <w:t xml:space="preserve">Introduce any notation the exercises use in its own definition before them,</w:t>
+      </w:r>
+      <w:r>
+        <w:t xml:space="preserve"> </w:t>
+      </w:r>
+      <w:r>
+        <w:t xml:space="preserve">not inside the theorem that follows them.</w:t>
+      </w:r>
+    </w:p>
+    <w:p>
+      <w:pPr>
+        <w:pStyle w:val="Compact"/>
+        <w:numPr>
+          <w:ilvl w:val="0"/>
+          <w:numId w:val="1005"/>
+        </w:numPr>
+      </w:pPr>
+      <w:r>
+        <w:rPr>
+          <w:b/>
+          <w:bCs/>
+        </w:rPr>
         <w:t xml:space="preserve">One operation per line.</w:t>
       </w:r>
       <w:r>
@@ -11455,7 +11567,7 @@
       <w:r>
         <w:t xml:space="preserve"> </w:t>
       </w:r>
-      <w:hyperlink r:id="rId47">
+      <w:hyperlink r:id="rId48">
         <w:r>
           <w:rPr>
             <w:rStyle w:val="Hyperlink"/>
@@ -11475,55 +11587,173 @@
           <w:numId w:val="1005"/>
         </w:numPr>
       </w:pPr>
-      <w:r>
-        <w:rPr>
-          <w:b/>
-          <w:bCs/>
-        </w:rPr>
-        <w:t xml:space="preserve">One result per theorem.</w:t>
-      </w:r>
-      <w:r>
-        <w:t xml:space="preserve"> </w:t>
-      </w:r>
-      <w:r>
-        <w:t xml:space="preserve">Give each theorem, corollary or lemma block a single result,</w:t>
-      </w:r>
-      <w:r>
-        <w:t xml:space="preserve"> </w:t>
-      </w:r>
-      <w:r>
-        <w:t xml:space="preserve">with its own exercise and proof.</w:t>
-      </w:r>
-      <w:r>
-        <w:t xml:space="preserve"> </w:t>
-      </w:r>
-      <w:r>
-        <w:t xml:space="preserve">Two results joined by a semicolon,</w:t>
-      </w:r>
-      <w:r>
-        <w:t xml:space="preserve"> </w:t>
-      </w:r>
-      <w:r>
-        <w:t xml:space="preserve">or set side by side in one display equation,</w:t>
-      </w:r>
-      <w:r>
-        <w:t xml:space="preserve"> </w:t>
-      </w:r>
-      <w:r>
-        <w:t xml:space="preserve">usually belong in two blocks:</w:t>
-      </w:r>
-      <w:r>
-        <w:t xml:space="preserve"> </w:t>
-      </w:r>
-      <w:r>
-        <w:t xml:space="preserve">each can then be cited on its own,</w:t>
-      </w:r>
-      <w:r>
-        <w:t xml:space="preserve"> </w:t>
-      </w:r>
-      <w:r>
-        <w:t xml:space="preserve">and each proof cites only the exercise it rests on.</w:t>
-      </w:r>
+      <w:del w:id="26" w:author="PR Preview" w:date="2026-01-01T00:00:00Z">
+        <w:r>
+          <w:rPr>
+            <w:b/>
+            <w:bCs/>
+          </w:rPr>
+          <w:delText xml:space="preserve">One result per theorem.</w:delText>
+        </w:r>
+      </w:del>
+      <w:del w:id="27" w:author="PR Preview" w:date="2026-01-01T00:00:00Z">
+        <w:r>
+          <w:delText xml:space="preserve"> </w:delText>
+        </w:r>
+      </w:del>
+      <w:del w:id="28" w:author="PR Preview" w:date="2026-01-01T00:00:00Z">
+        <w:r>
+          <w:delText xml:space="preserve">Give each theorem, corollary or lemma block a single result,</w:delText>
+        </w:r>
+      </w:del>
+      <w:del w:id="29" w:author="PR Preview" w:date="2026-01-01T00:00:00Z">
+        <w:r>
+          <w:delText xml:space="preserve"> </w:delText>
+        </w:r>
+      </w:del>
+      <w:del w:id="30" w:author="PR Preview" w:date="2026-01-01T00:00:00Z">
+        <w:r>
+          <w:delText xml:space="preserve">with its own exercise and proof.</w:delText>
+        </w:r>
+      </w:del>
+      <w:del w:id="31" w:author="PR Preview" w:date="2026-01-01T00:00:00Z">
+        <w:r>
+          <w:delText xml:space="preserve"> </w:delText>
+        </w:r>
+      </w:del>
+      <w:del w:id="32" w:author="PR Preview" w:date="2026-01-01T00:00:00Z">
+        <w:r>
+          <w:delText xml:space="preserve">Two results joined by a semicolon,</w:delText>
+        </w:r>
+      </w:del>
+      <w:del w:id="33" w:author="PR Preview" w:date="2026-01-01T00:00:00Z">
+        <w:r>
+          <w:delText xml:space="preserve"> </w:delText>
+        </w:r>
+      </w:del>
+      <w:del w:id="34" w:author="PR Preview" w:date="2026-01-01T00:00:00Z">
+        <w:r>
+          <w:delText xml:space="preserve">or set side by side in one display equation,</w:delText>
+        </w:r>
+      </w:del>
+      <w:del w:id="35" w:author="PR Preview" w:date="2026-01-01T00:00:00Z">
+        <w:r>
+          <w:delText xml:space="preserve"> </w:delText>
+        </w:r>
+      </w:del>
+      <w:del w:id="36" w:author="PR Preview" w:date="2026-01-01T00:00:00Z">
+        <w:r>
+          <w:delText xml:space="preserve">usually belong in two blocks:</w:delText>
+        </w:r>
+      </w:del>
+      <w:del w:id="37" w:author="PR Preview" w:date="2026-01-01T00:00:00Z">
+        <w:r>
+          <w:delText xml:space="preserve"> </w:delText>
+        </w:r>
+      </w:del>
+      <w:del w:id="38" w:author="PR Preview" w:date="2026-01-01T00:00:00Z">
+        <w:r>
+          <w:delText xml:space="preserve">each can then be cited on its own,</w:delText>
+        </w:r>
+      </w:del>
+      <w:del w:id="39" w:author="PR Preview" w:date="2026-01-01T00:00:00Z">
+        <w:r>
+          <w:delText xml:space="preserve"> </w:delText>
+        </w:r>
+      </w:del>
+      <w:del w:id="40" w:author="PR Preview" w:date="2026-01-01T00:00:00Z">
+        <w:r>
+          <w:delText xml:space="preserve">and each proof cites only the exercise it rests on.</w:delText>
+        </w:r>
+      </w:del>
+    </w:p>
+    <w:p>
+      <w:pPr>
+        <w:pStyle w:val="Compact"/>
+        <w:numPr>
+          <w:ilvl w:val="0"/>
+          <w:numId w:val="1005"/>
+        </w:numPr>
+      </w:pPr>
+      <w:ins w:id="41" w:author="PR Preview" w:date="2026-01-01T00:00:00Z">
+        <w:r>
+          <w:rPr>
+            <w:b/>
+            <w:bCs/>
+          </w:rPr>
+          <w:t xml:space="preserve">One result per theorem.</w:t>
+        </w:r>
+      </w:ins>
+      <w:ins w:id="42" w:author="PR Preview" w:date="2026-01-01T00:00:00Z">
+        <w:r>
+          <w:t xml:space="preserve"> </w:t>
+        </w:r>
+      </w:ins>
+      <w:ins w:id="43" w:author="PR Preview" w:date="2026-01-01T00:00:00Z">
+        <w:r>
+          <w:t xml:space="preserve">Give each theorem, corollary or lemma block a single result,</w:t>
+        </w:r>
+      </w:ins>
+      <w:ins w:id="44" w:author="PR Preview" w:date="2026-01-01T00:00:00Z">
+        <w:r>
+          <w:t xml:space="preserve"> </w:t>
+        </w:r>
+      </w:ins>
+      <w:ins w:id="45" w:author="PR Preview" w:date="2026-01-01T00:00:00Z">
+        <w:r>
+          <w:t xml:space="preserve">with its own exercise and proof.</w:t>
+        </w:r>
+      </w:ins>
+      <w:ins w:id="46" w:author="PR Preview" w:date="2026-01-01T00:00:00Z">
+        <w:r>
+          <w:t xml:space="preserve"> </w:t>
+        </w:r>
+      </w:ins>
+      <w:ins w:id="47" w:author="PR Preview" w:date="2026-01-01T00:00:00Z">
+        <w:r>
+          <w:t xml:space="preserve">Two results joined by a semicolon,</w:t>
+        </w:r>
+      </w:ins>
+      <w:ins w:id="48" w:author="PR Preview" w:date="2026-01-01T00:00:00Z">
+        <w:r>
+          <w:t xml:space="preserve"> </w:t>
+        </w:r>
+      </w:ins>
+      <w:ins w:id="49" w:author="PR Preview" w:date="2026-01-01T00:00:00Z">
+        <w:r>
+          <w:t xml:space="preserve">or set side by side in one display equation,</w:t>
+        </w:r>
+      </w:ins>
+      <w:ins w:id="50" w:author="PR Preview" w:date="2026-01-01T00:00:00Z">
+        <w:r>
+          <w:t xml:space="preserve"> </w:t>
+        </w:r>
+      </w:ins>
+      <w:ins w:id="51" w:author="PR Preview" w:date="2026-01-01T00:00:00Z">
+        <w:r>
+          <w:t xml:space="preserve">usually belong in two blocks:</w:t>
+        </w:r>
+      </w:ins>
+      <w:ins w:id="52" w:author="PR Preview" w:date="2026-01-01T00:00:00Z">
+        <w:r>
+          <w:t xml:space="preserve"> </w:t>
+        </w:r>
+      </w:ins>
+      <w:ins w:id="53" w:author="PR Preview" w:date="2026-01-01T00:00:00Z">
+        <w:r>
+          <w:t xml:space="preserve">each can then be cited on its own,</w:t>
+        </w:r>
+      </w:ins>
+      <w:ins w:id="54" w:author="PR Preview" w:date="2026-01-01T00:00:00Z">
+        <w:r>
+          <w:t xml:space="preserve"> </w:t>
+        </w:r>
+      </w:ins>
+      <w:ins w:id="55" w:author="PR Preview" w:date="2026-01-01T00:00:00Z">
+        <w:r>
+          <w:t xml:space="preserve">and each proof cites only the result it rests on.</w:t>
+        </w:r>
+      </w:ins>
     </w:p>
     <w:p>
       <w:pPr>
@@ -11706,7 +11936,7 @@
         <w:t xml:space="preserve">is an ordinary step, not the pattern to avoid.</w:t>
       </w:r>
     </w:p>
-    <w:bookmarkStart w:id="48" w:name="def-sample-mean"/>
+    <w:bookmarkStart w:id="49" w:name="def-sample-mean"/>
     <w:p>
       <w:pPr>
         <w:pStyle w:val="FirstParagraph"/>
@@ -11891,8 +12121,8 @@
         </m:oMath>
       </m:oMathPara>
     </w:p>
-    <w:bookmarkEnd w:id="48"/>
-    <w:bookmarkStart w:id="49" w:name="exr-sum-deviations"/>
+    <w:bookmarkEnd w:id="49"/>
+    <w:bookmarkStart w:id="50" w:name="exr-sum-deviations"/>
     <w:p>
       <w:pPr>
         <w:pStyle w:val="FirstParagraph"/>
@@ -12047,8 +12277,8 @@
         <w:t xml:space="preserve">).</w:t>
       </w:r>
     </w:p>
-    <w:bookmarkEnd w:id="49"/>
-    <w:bookmarkStart w:id="50" w:name="sol-sum-deviations"/>
+    <w:bookmarkEnd w:id="50"/>
+    <w:bookmarkStart w:id="51" w:name="sol-sum-deviations"/>
     <w:p>
       <w:pPr>
         <w:pStyle w:val="BodyText"/>
@@ -12499,8 +12729,8 @@
         </m:oMath>
       </m:oMathPara>
     </w:p>
-    <w:bookmarkEnd w:id="50"/>
-    <w:bookmarkStart w:id="51" w:name="thm-sum-deviations"/>
+    <w:bookmarkEnd w:id="51"/>
+    <w:bookmarkStart w:id="52" w:name="thm-sum-deviations"/>
     <w:p>
       <w:pPr>
         <w:pStyle w:val="FirstParagraph"/>
@@ -12706,7 +12936,7 @@
         </m:oMath>
       </m:oMathPara>
     </w:p>
-    <w:bookmarkEnd w:id="51"/>
+    <w:bookmarkEnd w:id="52"/>
     <w:p>
       <w:pPr>
         <w:pStyle w:val="FirstParagraph"/>
@@ -12736,7 +12966,7 @@
         <w:t xml:space="preserve">derives this result.</w:t>
       </w:r>
     </w:p>
-    <w:bookmarkStart w:id="52" w:name="exm-derivation-direction"/>
+    <w:bookmarkStart w:id="53" w:name="exm-derivation-direction"/>
     <w:p>
       <w:pPr>
         <w:pStyle w:val="BodyText"/>
@@ -13800,7 +14030,7 @@
       <w:r>
         <w:t xml:space="preserve"> </w:t>
       </w:r>
-      <w:hyperlink r:id="rId47">
+      <w:hyperlink r:id="rId48">
         <w:r>
           <w:rPr>
             <w:rStyle w:val="Hyperlink"/>
@@ -13812,8 +14042,8 @@
         <w:t xml:space="preserve">).</w:t>
       </w:r>
     </w:p>
-    <w:bookmarkEnd w:id="52"/>
-    <w:bookmarkStart w:id="53" w:name="exm-one-result-per-theorem"/>
+    <w:bookmarkEnd w:id="53"/>
+    <w:bookmarkStart w:id="54" w:name="exm-one-result-per-theorem"/>
     <w:p>
       <w:pPr>
         <w:pStyle w:val="BodyText"/>
@@ -14297,8 +14527,8 @@
         <w:t xml:space="preserve">and a later step that uses only the first can cite only the first.</w:t>
       </w:r>
     </w:p>
-    <w:bookmarkEnd w:id="53"/>
     <w:bookmarkEnd w:id="54"/>
+    <w:bookmarkEnd w:id="55"/>
     <w:sectPr>
       <w:footnotePr>
         <w:numRestart w:val="eachSect"/>
